--- a/docs/a traduire/annexes/en/Annex_D_Huang_Doctrine_EN.docx
+++ b/docs/a traduire/annexes/en/Annex_D_Huang_Doctrine_EN.docx
@@ -100,7 +100,7 @@
                 <w:color w:val="1A2744"/>
                 <w:sz w:val="22"/>
               </w:rPr>
-              <w:t>76.9% of global operational AI compute = USA</w:t>
+              <w:t>78.9% of global operational AI compute = USA</w:t>
             </w:r>
           </w:p>
         </w:tc>
@@ -140,7 +140,7 @@
                 <w:color w:val="1A2744"/>
                 <w:sz w:val="22"/>
               </w:rPr>
-              <w:t>3.46:1 CACI US/EU ratio (Power Mode)</w:t>
+              <w:t>3.64:1 CACI US/EU ratio (Power Mode)</w:t>
             </w:r>
           </w:p>
         </w:tc>
@@ -275,7 +275,7 @@
           <w:color w:val="555555"/>
           <w:sz w:val="22"/>
         </w:rPr>
-        <w:t>This annex presents the March 2026 research note on the cognitive density economy, written following the statement by Jensen Huang (CEO of NVIDIA) on March 20: 'If an engineer paid $500,000 does not consume at least $250,000 of AI tokens per year, I would be deeply alarmed.' The note proposes an economic intelligence analysis of this statement, placing it in the context of NVIDIA's dominant market position (80% share) and the American protectionist architecture documented in the CACI Power Mode index (3.46:1 US/EU ratio). The analysis demonstrates that the prescription of massive token consumption is more about market structuring than managerial advice.</w:t>
+        <w:t>This annex presents the March 2026 research note on the cognitive density economy, written following the statement by Jensen Huang (CEO of NVIDIA) on March 20: 'If an engineer paid $500,000 does not consume at least $250,000 of AI tokens per year, I would be deeply alarmed.' The note proposes an economic intelligence analysis of this statement, placing it in the context of NVIDIA's dominant market position (80% share) and the American protectionist architecture documented in the CACI Power Mode index (3.64:1 US/EU ratio). The analysis demonstrates that the prescription of massive token consumption is more about market structuring than managerial advice.</w:t>
       </w:r>
     </w:p>
     <w:p>
@@ -410,7 +410,7 @@
           <w:color w:val="202020"/>
           <w:sz w:val="22"/>
         </w:rPr>
-        <w:t>This is formalized by the CACI Power Mode (F^0.40 x L^0.20 x R^0.15 / E^0.25). On the April 2026 snapshot, the US/EU CACI ratio stands at 3.46:1, driven by a 17.6:1 raw operational compute gap and a 1.59x energy cost advantage for the US.</w:t>
+        <w:t>This is formalized by the CACI Power Mode (F^0.40 x L^0.20 x R^0.15 / E^0.25). On the April 2026 snapshot, the US/EU CACI ratio stands at 3.64:1, driven by a 17.6:1 raw operational compute gap and a 1.59x energy cost advantage for the US.</w:t>
       </w:r>
     </w:p>
     <w:p>
@@ -797,7 +797,7 @@
           <w:color w:val="555555"/>
           <w:sz w:val="18"/>
         </w:rPr>
-        <w:t>CACI Power Mode ratio US/EU: 3.46:1 (Snapshot April 2026).</w:t>
+        <w:t>CACI Power Mode ratio US/EU: 3.64:1 (Snapshot April 2026).</w:t>
       </w:r>
     </w:p>
     <w:p>

--- a/docs/a traduire/annexes/en/Annex_D_Huang_Doctrine_EN.docx
+++ b/docs/a traduire/annexes/en/Annex_D_Huang_Doctrine_EN.docx
@@ -140,7 +140,7 @@
                 <w:color w:val="1A2744"/>
                 <w:sz w:val="22"/>
               </w:rPr>
-              <w:t>3.64:1 CACI US/EU ratio (Power Mode)</w:t>
+              <w:t>3.47:1 CACI US/EU ratio (Power Mode)</w:t>
             </w:r>
           </w:p>
         </w:tc>
@@ -275,7 +275,7 @@
           <w:color w:val="555555"/>
           <w:sz w:val="22"/>
         </w:rPr>
-        <w:t>This annex presents the March 2026 research note on the cognitive density economy, written following the statement by Jensen Huang (CEO of NVIDIA) on March 20: 'If an engineer paid $500,000 does not consume at least $250,000 of AI tokens per year, I would be deeply alarmed.' The note proposes an economic intelligence analysis of this statement, placing it in the context of NVIDIA's dominant market position (80% share) and the American protectionist architecture documented in the CACI Power Mode index (3.64:1 US/EU ratio). The analysis demonstrates that the prescription of massive token consumption is more about market structuring than managerial advice.</w:t>
+        <w:t>This annex presents the March 2026 research note on the cognitive density economy, written following the statement by Jensen Huang (CEO of NVIDIA) on March 20: 'If an engineer paid $500,000 does not consume at least $250,000 of AI tokens per year, I would be deeply alarmed.' The note proposes an economic intelligence analysis of this statement, placing it in the context of NVIDIA's dominant market position (80% share) and the American protectionist architecture documented in the CACI Power Mode index (3.47:1 US/EU ratio). The analysis demonstrates that the prescription of massive token consumption is more about market structuring than managerial advice.</w:t>
       </w:r>
     </w:p>
     <w:p>
@@ -410,7 +410,7 @@
           <w:color w:val="202020"/>
           <w:sz w:val="22"/>
         </w:rPr>
-        <w:t>This is formalized by the CACI Power Mode (F^0.40 x L^0.20 x R^0.15 / E^0.25). On the April 2026 snapshot, the US/EU CACI ratio stands at 3.64:1, driven by a 17.6:1 raw operational compute gap and a 1.59x energy cost advantage for the US.</w:t>
+        <w:t>This is formalized by the CACI Power Mode (F^0.40 x L^0.20 x R^0.15 / E^0.25). On the April 2026 snapshot, the US/EU CACI ratio stands at 3.47:1, driven by a 17.6:1 raw operational compute gap and a 1.59x energy cost advantage for the US.</w:t>
       </w:r>
     </w:p>
     <w:p>
@@ -797,7 +797,7 @@
           <w:color w:val="555555"/>
           <w:sz w:val="18"/>
         </w:rPr>
-        <w:t>CACI Power Mode ratio US/EU: 3.64:1 (Snapshot April 2026).</w:t>
+        <w:t>CACI Power Mode ratio US/EU: 3.47:1 (Snapshot April 2026).</w:t>
       </w:r>
     </w:p>
     <w:p>
